--- a/eng/docx/009.content.docx
+++ b/eng/docx/009.content.docx
@@ -225,7 +225,19 @@
         <w:rPr>
           <w:lang w:val="en_US" w:bidi="en_US"/>
         </w:rPr>
-        <w:t>The statement “I am Yahweh” is used to mark out a command, historical event, promise, or prophecy as something that is particularly important, as something that happened by Yahweh’s power, or as something that will happen regardless of circumstances. This certainty is based on Yahweh’s character and strength as the all-powerful ruler over all things. At the same time, the statement is used to give Yahweh’s people understanding of who he is and what his name means. By reflecting on the command, historical event, promise, or prophecy so marked, the listener will understand more of who Yahweh is. Leviticus 11:44–45 makes it clear that by adhering to the holiness laws that follow, the people will become holy like Yahweh. There are four primary ways or forms in which this statement occurs:</w:t>
+        <w:t xml:space="preserve">The statement “I am Yahweh” is used to mark out a command, historical event, promise, or prophecy as something that is particularly important, as something that happened by Yahweh’s power, or as something that will happen regardless of circumstances. This certainty is based on Yahweh’s character and strength as the all-powerful ruler over all things. At the same time, the statement is used to give Yahweh’s people understanding of who he is and what his name means. By reflecting on the command, historical event, promise, or prophecy so marked, the listener will understand more of who Yahweh is. </w:t>
+      </w:r>
+      <w:r>
+        <w:rPr>
+          <w:lang w:val="en_US" w:bidi="en_US"/>
+        </w:rPr>
+        <w:t>Leviticus 11:44–45</w:t>
+      </w:r>
+      <w:r>
+        <w:rPr>
+          <w:lang w:val="en_US" w:bidi="en_US"/>
+        </w:rPr>
+        <w:t xml:space="preserve"> makes it clear that by adhering to the holiness laws that follow, the people will become holy like Yahweh. There are four primary ways or forms in which this statement occurs:</w:t>
       </w:r>
       <w:r>
         <w:rPr>
@@ -350,7 +362,43 @@
         <w:rPr>
           <w:lang w:val="en_US" w:bidi="en_US"/>
         </w:rPr>
-        <w:t>These uses can be combined, such as in Leviticus 19:2 * 19:36, and 20:24.</w:t>
+        <w:t xml:space="preserve">These uses can be combined, such as in </w:t>
+      </w:r>
+      <w:r>
+        <w:rPr>
+          <w:lang w:val="en_US" w:bidi="en_US"/>
+        </w:rPr>
+        <w:t>Leviticus 19:2</w:t>
+      </w:r>
+      <w:r>
+        <w:rPr>
+          <w:lang w:val="en_US" w:bidi="en_US"/>
+        </w:rPr>
+        <w:t xml:space="preserve">* </w:t>
+      </w:r>
+      <w:r>
+        <w:rPr>
+          <w:lang w:val="en_US" w:bidi="en_US"/>
+        </w:rPr>
+        <w:t>19:36</w:t>
+      </w:r>
+      <w:r>
+        <w:rPr>
+          <w:lang w:val="en_US" w:bidi="en_US"/>
+        </w:rPr>
+        <w:t xml:space="preserve">, and </w:t>
+      </w:r>
+      <w:r>
+        <w:rPr>
+          <w:lang w:val="en_US" w:bidi="en_US"/>
+        </w:rPr>
+        <w:t>20:24</w:t>
+      </w:r>
+      <w:r>
+        <w:rPr>
+          <w:lang w:val="en_US" w:bidi="en_US"/>
+        </w:rPr>
+        <w:t>.</w:t>
       </w:r>
       <w:r>
         <w:rPr>
@@ -417,7 +465,31 @@
         <w:rPr>
           <w:lang w:val="en_US" w:bidi="en_US"/>
         </w:rPr>
-        <w:t>Ezekiel 20:5 and Hebrews 6:13 indicate that in at least some instances (Genesis 28:13</w:t>
+        <w:t>Ezekiel 20:5</w:t>
+      </w:r>
+      <w:r>
+        <w:rPr>
+          <w:lang w:val="en_US" w:bidi="en_US"/>
+        </w:rPr>
+        <w:t xml:space="preserve"> and </w:t>
+      </w:r>
+      <w:r>
+        <w:rPr>
+          <w:lang w:val="en_US" w:bidi="en_US"/>
+        </w:rPr>
+        <w:t>Hebrews 6:13</w:t>
+      </w:r>
+      <w:r>
+        <w:rPr>
+          <w:lang w:val="en_US" w:bidi="en_US"/>
+        </w:rPr>
+        <w:t xml:space="preserve"> indicate that in at least some instances (</w:t>
+      </w:r>
+      <w:r>
+        <w:rPr>
+          <w:lang w:val="en_US" w:bidi="en_US"/>
+        </w:rPr>
+        <w:t>Genesis 28:13</w:t>
       </w:r>
       <w:r>
         <w:rPr>
@@ -486,7 +558,13 @@
         <w:rPr>
           <w:lang w:val="en_US" w:bidi="en_US"/>
         </w:rPr>
-        <w:t>6:8, etc.), “I am Yahweh” should be viewed as an oath formula. In these instances (primarily form one above) you may need to include an explanatory comment in your translation.</w:t>
+        <w:t>6:8</w:t>
+      </w:r>
+      <w:r>
+        <w:rPr>
+          <w:lang w:val="en_US" w:bidi="en_US"/>
+        </w:rPr>
+        <w:t>, etc.), “I am Yahweh” should be viewed as an oath formula. In these instances (primarily form one above) you may need to include an explanatory comment in your translation.</w:t>
       </w:r>
       <w:r>
         <w:rPr>
@@ -763,7 +841,13 @@
         <w:rPr>
           <w:lang w:val="en_US" w:bidi="en_US"/>
         </w:rPr>
-        <w:t>Leviticus 18–26 throughout</w:t>
+        <w:t>Leviticus 18–26</w:t>
+      </w:r>
+      <w:r>
+        <w:rPr>
+          <w:lang w:val="en_US" w:bidi="en_US"/>
+        </w:rPr>
+        <w:t xml:space="preserve"> throughout</w:t>
       </w:r>
       <w:r>
         <w:rPr>
@@ -1085,7 +1169,13 @@
         <w:rPr>
           <w:lang w:val="en_US" w:bidi="en_US"/>
         </w:rPr>
-        <w:t>Ezekiel 6:7 throughout</w:t>
+        <w:t>Ezekiel 6:7</w:t>
+      </w:r>
+      <w:r>
+        <w:rPr>
+          <w:lang w:val="en_US" w:bidi="en_US"/>
+        </w:rPr>
+        <w:t xml:space="preserve"> throughout</w:t>
       </w:r>
       <w:r>
         <w:rPr>
@@ -1646,7 +1736,19 @@
         <w:rPr>
           <w:lang w:val="en_US" w:bidi="en_US"/>
         </w:rPr>
-        <w:t>(Translation suggestions: How to Translate Names)</w:t>
+        <w:t xml:space="preserve">(Translation suggestions: </w:t>
+      </w:r>
+      <w:r>
+        <w:rPr>
+          <w:lang w:val="en_US" w:bidi="en_US"/>
+        </w:rPr>
+        <w:t>How to Translate Names</w:t>
+      </w:r>
+      <w:r>
+        <w:rPr>
+          <w:lang w:val="en_US" w:bidi="en_US"/>
+        </w:rPr>
+        <w:t>)</w:t>
       </w:r>
       <w:r>
         <w:rPr>
@@ -8448,7 +8550,19 @@
         <w:rPr>
           <w:lang w:val="en_US" w:bidi="en_US"/>
         </w:rPr>
-        <w:t>(See also: How to Translate Unknowns)</w:t>
+        <w:t xml:space="preserve">(See also: </w:t>
+      </w:r>
+      <w:r>
+        <w:rPr>
+          <w:lang w:val="en_US" w:bidi="en_US"/>
+        </w:rPr>
+        <w:t>How to Translate Unknowns</w:t>
+      </w:r>
+      <w:r>
+        <w:rPr>
+          <w:lang w:val="en_US" w:bidi="en_US"/>
+        </w:rPr>
+        <w:t>)</w:t>
       </w:r>
       <w:r>
         <w:rPr>
@@ -8752,7 +8866,19 @@
         <w:rPr>
           <w:lang w:val="en_US" w:bidi="en_US"/>
         </w:rPr>
-        <w:t>(Translation suggestions: How to Translate Names)</w:t>
+        <w:t xml:space="preserve">(Translation suggestions: </w:t>
+      </w:r>
+      <w:r>
+        <w:rPr>
+          <w:lang w:val="en_US" w:bidi="en_US"/>
+        </w:rPr>
+        <w:t>How to Translate Names</w:t>
+      </w:r>
+      <w:r>
+        <w:rPr>
+          <w:lang w:val="en_US" w:bidi="en_US"/>
+        </w:rPr>
+        <w:t>)</w:t>
       </w:r>
       <w:r>
         <w:rPr>
@@ -9662,7 +9788,19 @@
         <w:rPr>
           <w:lang w:val="en_US" w:bidi="en_US"/>
         </w:rPr>
-        <w:t>(Translation suggestions: How to Translate Names)</w:t>
+        <w:t xml:space="preserve">(Translation suggestions: </w:t>
+      </w:r>
+      <w:r>
+        <w:rPr>
+          <w:lang w:val="en_US" w:bidi="en_US"/>
+        </w:rPr>
+        <w:t>How to Translate Names</w:t>
+      </w:r>
+      <w:r>
+        <w:rPr>
+          <w:lang w:val="en_US" w:bidi="en_US"/>
+        </w:rPr>
+        <w:t>)</w:t>
       </w:r>
       <w:r>
         <w:rPr>
@@ -10594,7 +10732,19 @@
         <w:rPr>
           <w:lang w:val="en_US" w:bidi="en_US"/>
         </w:rPr>
-        <w:t>(Translation suggestions: How to Translate Names)</w:t>
+        <w:t xml:space="preserve">(Translation suggestions: </w:t>
+      </w:r>
+      <w:r>
+        <w:rPr>
+          <w:lang w:val="en_US" w:bidi="en_US"/>
+        </w:rPr>
+        <w:t>How to Translate Names</w:t>
+      </w:r>
+      <w:r>
+        <w:rPr>
+          <w:lang w:val="en_US" w:bidi="en_US"/>
+        </w:rPr>
+        <w:t>)</w:t>
       </w:r>
       <w:r>
         <w:rPr>
@@ -12226,7 +12376,19 @@
         <w:rPr>
           <w:lang w:val="en_US" w:bidi="en_US"/>
         </w:rPr>
-        <w:t>(Translation suggestions: How to Translate Names)</w:t>
+        <w:t xml:space="preserve">(Translation suggestions: </w:t>
+      </w:r>
+      <w:r>
+        <w:rPr>
+          <w:lang w:val="en_US" w:bidi="en_US"/>
+        </w:rPr>
+        <w:t>How to Translate Names</w:t>
+      </w:r>
+      <w:r>
+        <w:rPr>
+          <w:lang w:val="en_US" w:bidi="en_US"/>
+        </w:rPr>
+        <w:t>)</w:t>
       </w:r>
       <w:r>
         <w:rPr>
